--- a/10/programmnoe-obespechenie/zagotovka-06.docx
+++ b/10/programmnoe-obespechenie/zagotovka-06.docx
@@ -4,7 +4,7 @@
   <w:body>
     <w:p>
       <w:r>
-        <w:t xml:space="preserve">           Муниципальное бюджетное общеобразовательное учреждение</w:t>
+        <w:t xml:space="preserve">               Муниципальное бюджетное общеобразовательное учреждение</w:t>
       </w:r>
     </w:p>
     <w:p>
@@ -25,7 +25,7 @@
     </w:p>
     <w:p>
       <w:r>
-        <w:t xml:space="preserve">           на тему: «Системное администрирование: чем занят человек, которого не видно»</w:t>
+        <w:t xml:space="preserve">               на тему: «Системное администрирование: чем занят человек, которого не видно»</w:t>
       </w:r>
     </w:p>
     <w:p/>
@@ -105,12 +105,12 @@
     </w:p>
     <w:p/>
     <w:p/>
-    <w:p/>
     <w:p>
       <w:r>
         <w:t>ВВЕДЕНИЕ</w:t>
       </w:r>
     </w:p>
+    <w:p/>
     <w:p>
       <w:r>
         <w:t>В школе, в поликлинике и в магазине работают десятки компьютеров, и почти всегда есть человек, отвечающий за то, чтобы они работали. Заметен он становится редко — обычно тогда, когда что-то сломалось.</w:t>
@@ -118,17 +118,21 @@
     </w:p>
     <w:p>
       <w:r>
-        <w:t>В работе рассмотрено, из каких задач состоит системное администрирование и почему часть работы администратора направлена не на починку, а на предотвращение поломок.</w:t>
+        <w:tab/>
+        <w:t>В работе рассмотрено, из каких задач состоит  системное администрирование и  почему часть работы администратора направлена не  на починку, а на предотвращение поломок.</w:t>
       </w:r>
     </w:p>
+    <w:p/>
+    <w:p/>
     <w:p>
       <w:r>
         <w:t>1. Круг задач администратора</w:t>
       </w:r>
     </w:p>
+    <w:p/>
     <w:p>
       <w:r>
-        <w:t>Первая задача — учётные записи и права. Администратор решает, кто из работающих за компьютерами что может: где может сохранять файлы, какие программы запускать, какие настройки менять. Ошибка здесь дороже прочих, потому что затрагивает сразу всех.</w:t>
+        <w:t>Первая задача — учётные  записи и права. Администратор решает, кто из работающих за компьютерами что может: где может сохранять файлы,  какие программы запускать, какие настройки менять. Ошибка здесь дороже прочих, потому что затрагивает сразу всех.</w:t>
       </w:r>
     </w:p>
     <w:p>
@@ -141,19 +145,23 @@
         <w:t>Третья — сеть и общие ресурсы: доступ в интернет, общие папки, принтеры. Именно эта часть чаще всего оказывается видимой пользователю.</w:t>
       </w:r>
     </w:p>
+    <w:p/>
+    <w:p/>
+    <w:p/>
     <w:p>
       <w:r>
         <w:t>2. Работа на опережение</w:t>
       </w:r>
     </w:p>
+    <w:p/>
     <w:p>
       <w:r>
-        <w:t>Резервное копирование — главное занятие администратора, о котором вспоминают только после потери данных. Копия нужна не одна, и хранить её надо отдельно от исходных данных: диск, на котором лежит и то и другое, ломается целиком.</w:t>
+        <w:t>Резервное копирование  — главное  занятие администратора,  о котором вспоминают только после потери данных. Копия нужна не одна, и хранить её надо отдельно от исходных данных: диск,  на котором лежит и то и другое, ломается целиком.</w:t>
       </w:r>
     </w:p>
     <w:p>
       <w:r>
-        <w:t>Наблюдение за состоянием техники — вторая часть той же работы. Свободное место на дисках, температура, ошибки в журналах системы: почти любая поломка даёт признаки заранее, и задача администратора — увидеть их до того, как компьютер остановится.</w:t>
+        <w:t>Наблюдение за состоянием техники  — вторая часть той же работы. Свободное место на дисках, температура, ошибки в журналах системы: почти любая поломка даёт признаки заранее, и задача администратора — увидеть их до того, как  компьютер остановится.</w:t>
       </w:r>
     </w:p>
     <w:p>
@@ -161,59 +169,73 @@
         <w:t>Третья часть — защита: обновления безопасности, антивирусные средства, разграничение доступа. Полностью защищённой системы не бывает, поэтому смысл не в том, чтобы исключить происшествие, а в том, чтобы уменьшить ущерб и суметь восстановиться.</w:t>
       </w:r>
     </w:p>
+    <w:p/>
+    <w:p/>
     <w:p>
       <w:r>
         <w:t>ЗАКЛЮЧЕНИЕ</w:t>
       </w:r>
     </w:p>
+    <w:p/>
     <w:p>
       <w:r>
-        <w:t>Системное администрирование — это управление учётными записями, программным обеспечением, сетью и общими ресурсами, а также постоянная работа на опережение: резервные копии, наблюдение за состоянием техники и обновления безопасности. Хорошо выполненную работу администратора не видно, и в этом её особенность.</w:t>
+        <w:tab/>
+        <w:t>Системное администрирование — это управление учётными записями, программным обеспечением, сетью и общими ресурсами,  а также постоянная работа  на опережение: резервные копии, наблюдение за состоянием техники и обновления  безопасности. Хорошо выполненную работу администратора не видно, и в этом её особенность.</w:t>
       </w:r>
     </w:p>
+    <w:p/>
+    <w:p/>
     <w:p>
       <w:r>
         <w:t>СПИСОК ИСТОЧНИКОВ</w:t>
       </w:r>
     </w:p>
+    <w:p/>
     <w:p>
       <w:r>
-        <w:t>Управление учётными записями в организации // Открытые системы. URL: https://www.osp.ru (дата обращения 07.09.2026)</w:t>
+        <w:t>Резервное копирование: правило  3-2-1 //  Хабр. URL:  https://habr.com (дата  обращения 06.09.2026)</w:t>
       </w:r>
     </w:p>
     <w:p>
       <w:r>
-        <w:t>Лимончелли Т. Системное и сетевое администрирование. — Санкт-Петербург: Символ-Плюс, 2017.</w:t>
+        <w:tab/>
+        <w:t>Информатика. 10 класс.  Базовый уровень: учебник / под  ред.  И. Г. Семакина.  — Москва: Просвещение, 2023.</w:t>
       </w:r>
     </w:p>
     <w:p>
       <w:r>
-        <w:t>Информатика. 10 класс. Базовый уровень: учебник / под ред. И. Г. Семакина. — Москва: Просвещение, 2023.</w:t>
+        <w:tab/>
+        <w:t>Основы администрирования Windows //  Справка  Microsoft. URL: https://support.microsoft.com (дата обращения  05.09.2026)</w:t>
       </w:r>
     </w:p>
     <w:p>
       <w:r>
-        <w:t>Резервное копирование: правило 3-2-1 // Хабр. URL: https://habr.com (дата обращения 06.09.2026)</w:t>
+        <w:tab/>
+        <w:t>Управление учётными  записями  в организации // Открытые системы.  URL: https://www.osp.ru (дата обращения  07.09.2026)</w:t>
       </w:r>
     </w:p>
     <w:p>
       <w:r>
-        <w:t>Основы администрирования Windows // Справка Microsoft. URL: https://support.microsoft.com (дата обращения 05.09.2026)</w:t>
+        <w:t>Лимончелли Т.  Системное и сетевое администрирование. — Санкт-Петербург:  Символ-Плюс, 2017.</w:t>
       </w:r>
     </w:p>
+    <w:p/>
+    <w:p/>
     <w:p>
       <w:r>
         <w:t>ПРИЛОЖЕНИЕ</w:t>
       </w:r>
     </w:p>
+    <w:p/>
     <w:p>
       <w:r>
-        <w:t>Задачи системного администратора</w:t>
+        <w:t>Задачи системного    администратора</w:t>
       </w:r>
     </w:p>
     <w:p>
       <w:r>
-        <w:t>Учётные записи и права — кто и что может делать</w:t>
+        <w:tab/>
+        <w:t>Учётные записи и   права — кто и что может делать</w:t>
       </w:r>
     </w:p>
     <w:p>
@@ -223,27 +245,31 @@
     </w:p>
     <w:p>
       <w:r>
+        <w:tab/>
         <w:t>Обновления — прежде всего обновления безопасности</w:t>
       </w:r>
     </w:p>
     <w:p>
       <w:r>
-        <w:t>Сеть и общие ресурсы — интернет, общие папки, принтеры</w:t>
+        <w:t>Сеть и общие ресурсы  —  интернет, общие папки,  принтеры</w:t>
       </w:r>
     </w:p>
     <w:p>
       <w:r>
+        <w:tab/>
         <w:t>Резервное копирование — несколько копий, хранятся отдельно</w:t>
       </w:r>
     </w:p>
     <w:p>
       <w:r>
-        <w:t>Наблюдение — место на дисках, температура, журналы ошибок</w:t>
+        <w:tab/>
+        <w:t>Наблюдение —  место на дисках,  температура,  журналы  ошибок</w:t>
       </w:r>
     </w:p>
     <w:p>
       <w:r>
-        <w:t>Текст-заготовка подготовлен с помощью искусственного интеллекта и предназначен для учебной работы по оформлению.</w:t>
+        <w:tab/>
+        <w:t>Текст-заготовка подготовлен с помощью искусственного интеллекта и предназначен для учебной работы по   оформлению.</w:t>
       </w:r>
     </w:p>
     <w:sectPr>
@@ -623,8 +649,8 @@
       <w:spacing w:after="0" w:before="0" w:line="240" w:lineRule="auto"/>
     </w:pPr>
     <w:rPr>
-      <w:rFonts w:ascii="Tahoma" w:hAnsi="Tahoma" w:cs="Tahoma"/>
-      <w:sz w:val="24"/>
+      <w:rFonts w:ascii="Calibri" w:hAnsi="Calibri" w:cs="Calibri"/>
+      <w:sz w:val="22"/>
     </w:rPr>
   </w:style>
   <w:style w:type="paragraph" w:styleId="Header">
